--- a/litigation-os/matters/carrelha-v-meb-2026/12-workproduct/drafts/WP-001-matter-status-and-decision-memorandum.docx
+++ b/litigation-os/matters/carrelha-v-meb-2026/12-workproduct/drafts/WP-001-matter-status-and-decision-memorandum.docx
@@ -216,7 +216,7 @@
           <w:b w:val="0"/>
           <w:i w:val="0"/>
         </w:rPr>
-        <w:t>`[COURT-FOUND]` On 20 July 2026, Judge Story denied remand and denied the preliminary-injunction motion as moot, and directed that Defendants give Plaintiffs and the Court at least sixty days' advance notice before any foreclosure. The motions to dismiss were referred to the magistrate judge.</w:t>
+        <w:t>`[COURT-FOUND]` Doc. 34 (SRC-010). On 20 July 2026, Judge Story denied remand and denied the preliminary-injunction motion as moot, and directed that Defendants give Plaintiffs and the Court at least sixty days' advance notice before any foreclosure. The motions to dismiss were referred to the magistrate judge.</w:t>
       </w:r>
     </w:p>
     <w:p>
@@ -228,7 +228,7 @@
           <w:b w:val="0"/>
           <w:i w:val="0"/>
         </w:rPr>
-        <w:t>`[COURT-FOUND]` On 31 July 2026, Magistrate Judge Howard held the complaint to be a type-one shotgun pleading, directed an amended complaint, and cautioned that dismissal could follow. Docs. 4 and 5 were denied as moot with leave to renew, and Defendants were given fourteen days from the filing of the amended complaint to respond.</w:t>
+        <w:t>`[COURT-FOUND]` Doc. 35 (SRC-011). On 31 July 2026, Magistrate Judge Howard held the complaint to be a type-one shotgun pleading, directed an amended complaint, and cautioned that dismissal could follow. Docs. 4 and 5 were denied as moot with leave to renew, and Defendants were given fourteen days from the filing of the amended complaint to respond.</w:t>
       </w:r>
     </w:p>
     <w:p>
